--- a/_diffusione-opera/PEC_PRESENTAZIONE_CASE_EDITRICI.docx
+++ b/_diffusione-opera/PEC_PRESENTAZIONE_CASE_EDITRICI.docx
@@ -1103,15 +1103,33 @@
                 <w:sz w:val="20"/>
                 <w:szCs w:val="20"/>
               </w:rPr>
-              <w:t xml:space="preserve">2.500 pagine</w:t>
-            </w:r>
-            <w:r>
-              <w:rPr>
-                <w:rFonts w:ascii="Barlow Semi Condensed" w:cs="Barlow Semi Condensed" w:eastAsia="Barlow Semi Condensed" w:hAnsi="Barlow Semi Condensed"/>
-                <w:sz w:val="20"/>
-                <w:szCs w:val="20"/>
-              </w:rPr>
-              <w:t xml:space="preserve">, quindici Libri e cinque Appendici</w:t>
+              <w:t xml:space="preserve">2.400 pagine</w:t>
+            </w:r>
+            <w:r>
+              <w:rPr>
+                <w:rFonts w:ascii="Barlow Semi Condensed" w:cs="Barlow Semi Condensed" w:eastAsia="Barlow Semi Condensed" w:hAnsi="Barlow Semi Condensed"/>
+                <w:sz w:val="20"/>
+                <w:szCs w:val="20"/>
+              </w:rPr>
+              <w:t xml:space="preserve">, </w:t>
+            </w:r>
+            <w:r>
+              <w:rPr>
+                <w:rFonts w:ascii="Barlow Semi Condensed" w:cs="Barlow Semi Condensed" w:eastAsia="Barlow Semi Condensed" w:hAnsi="Barlow Semi Condensed"/>
+                <w:b/>
+                <w:bCs/>
+                <w:sz w:val="20"/>
+                <w:szCs w:val="20"/>
+              </w:rPr>
+              <w:t xml:space="preserve">tredici Libri</w:t>
+            </w:r>
+            <w:r>
+              <w:rPr>
+                <w:rFonts w:ascii="Barlow Semi Condensed" w:cs="Barlow Semi Condensed" w:eastAsia="Barlow Semi Condensed" w:hAnsi="Barlow Semi Condensed"/>
+                <w:sz w:val="20"/>
+                <w:szCs w:val="20"/>
+              </w:rPr>
+              <w:t xml:space="preserve"> e cinque Appendici</w:t>
             </w:r>
           </w:p>
         </w:tc>
@@ -1153,7 +1171,7 @@
                 <w:sz w:val="20"/>
                 <w:szCs w:val="20"/>
               </w:rPr>
-              <w:t xml:space="preserve">108</w:t>
+              <w:t xml:space="preserve">101</w:t>
             </w:r>
             <w:r>
               <w:rPr>
@@ -1171,7 +1189,7 @@
                 <w:sz w:val="20"/>
                 <w:szCs w:val="20"/>
               </w:rPr>
-              <w:t xml:space="preserve">111</w:t>
+              <w:t xml:space="preserve">104</w:t>
             </w:r>
             <w:r>
               <w:rPr>
@@ -1357,15 +1375,15 @@
                 <w:sz w:val="20"/>
                 <w:szCs w:val="20"/>
               </w:rPr>
-              <w:t xml:space="preserve">247</w:t>
-            </w:r>
-            <w:r>
-              <w:rPr>
-                <w:rFonts w:ascii="Barlow Semi Condensed" w:cs="Barlow Semi Condensed" w:eastAsia="Barlow Semi Condensed" w:hAnsi="Barlow Semi Condensed"/>
-                <w:sz w:val="20"/>
-                <w:szCs w:val="20"/>
-              </w:rPr>
-              <w:t xml:space="preserve"> grafici su 108 capitoli, mai meno di due per capitolo</w:t>
+              <w:t xml:space="preserve">235</w:t>
+            </w:r>
+            <w:r>
+              <w:rPr>
+                <w:rFonts w:ascii="Barlow Semi Condensed" w:cs="Barlow Semi Condensed" w:eastAsia="Barlow Semi Condensed" w:hAnsi="Barlow Semi Condensed"/>
+                <w:sz w:val="20"/>
+                <w:szCs w:val="20"/>
+              </w:rPr>
+              <w:t xml:space="preserve"> grafici su 102 capitoli, mai meno di due per capitolo</w:t>
             </w:r>
           </w:p>
         </w:tc>
@@ -1441,7 +1459,7 @@
           <w:sz w:val="24"/>
           <w:szCs w:val="24"/>
         </w:rPr>
-        <w:t xml:space="preserve">Quattordici Libri su quindici si fermano al giudicato. </w:t>
+        <w:t xml:space="preserve">Dodici Libri su tredici si fermano al giudicato. </w:t>
       </w:r>
       <w:r>
         <w:rPr>
@@ -1507,7 +1525,7 @@
           <w:sz w:val="24"/>
           <w:szCs w:val="24"/>
         </w:rPr>
-        <w:t xml:space="preserve">Non vi propongo di pubblicare 2.500 pagine.</w:t>
+        <w:t xml:space="preserve">Non vi propongo di pubblicare 2.400 pagine.</w:t>
       </w:r>
       <w:r>
         <w:rPr>
